--- a/resultados/analisis_datasets_predict-faults.docx
+++ b/resultados/analisis_datasets_predict-faults.docx
@@ -1,6 +1,6 @@
 
 <file path=word/document.xml><?xml version="1.0" encoding="utf-8"?>
-<w:document xmlns:wpc="http://schemas.microsoft.com/office/word/2010/wordprocessingCanvas" xmlns:cx="http://schemas.microsoft.com/office/drawing/2014/chartex" xmlns:cx1="http://schemas.microsoft.com/office/drawing/2015/9/8/chartex" xmlns:cx2="http://schemas.microsoft.com/office/drawing/2015/10/21/chartex" xmlns:cx3="http://schemas.microsoft.com/office/drawing/2016/5/9/chartex" xmlns:cx4="http://schemas.microsoft.com/office/drawing/2016/5/10/chartex" xmlns:cx5="http://schemas.microsoft.com/office/drawing/2016/5/11/chartex" xmlns:cx6="http://schemas.microsoft.com/office/drawing/2016/5/12/chartex" xmlns:cx7="http://schemas.microsoft.com/office/drawing/2016/5/13/chartex" xmlns:cx8="http://schemas.microsoft.com/office/drawing/2016/5/14/chartex" xmlns:mc="http://schemas.openxmlformats.org/markup-compatibility/2006" xmlns:aink="http://schemas.microsoft.com/office/drawing/2016/ink" xmlns:am3d="http://schemas.microsoft.com/office/drawing/2017/model3d" xmlns:o="urn:schemas-microsoft-com:office:office" xmlns:r="http://schemas.openxmlformats.org/officeDocument/2006/relationships" xmlns:m="http://schemas.openxmlformats.org/officeDocument/2006/math" xmlns:v="urn:schemas-microsoft-com:vml" xmlns:wp14="http://schemas.microsoft.com/office/word/2010/wordprocessingDrawing" xmlns:wp="http://schemas.openxmlformats.org/drawingml/2006/wordprocessingDrawing" xmlns:w10="urn:schemas-microsoft-com:office:word" xmlns:w="http://schemas.openxmlformats.org/wordprocessingml/2006/main" xmlns:w14="http://schemas.microsoft.com/office/word/2010/wordml" xmlns:w15="http://schemas.microsoft.com/office/word/2012/wordml" xmlns:w16cex="http://schemas.microsoft.com/office/word/2018/wordml/cex" xmlns:w16cid="http://schemas.microsoft.com/office/word/2016/wordml/cid" xmlns:w16="http://schemas.microsoft.com/office/word/2018/wordml" xmlns:w16sdtdh="http://schemas.microsoft.com/office/word/2020/wordml/sdtdatahash" xmlns:w16se="http://schemas.microsoft.com/office/word/2015/wordml/symex" xmlns:wpg="http://schemas.microsoft.com/office/word/2010/wordprocessingGroup" xmlns:wpi="http://schemas.microsoft.com/office/word/2010/wordprocessingInk" xmlns:wne="http://schemas.microsoft.com/office/word/2006/wordml" xmlns:wps="http://schemas.microsoft.com/office/word/2010/wordprocessingShape" mc:Ignorable="w14 w15 w16se w16cid w16 w16cex w16sdtdh wp14">
+<w:document xmlns:wpc="http://schemas.microsoft.com/office/word/2010/wordprocessingCanvas" xmlns:cx="http://schemas.microsoft.com/office/drawing/2014/chartex" xmlns:cx1="http://schemas.microsoft.com/office/drawing/2015/9/8/chartex" xmlns:cx2="http://schemas.microsoft.com/office/drawing/2015/10/21/chartex" xmlns:cx3="http://schemas.microsoft.com/office/drawing/2016/5/9/chartex" xmlns:cx4="http://schemas.microsoft.com/office/drawing/2016/5/10/chartex" xmlns:cx5="http://schemas.microsoft.com/office/drawing/2016/5/11/chartex" xmlns:cx6="http://schemas.microsoft.com/office/drawing/2016/5/12/chartex" xmlns:cx7="http://schemas.microsoft.com/office/drawing/2016/5/13/chartex" xmlns:cx8="http://schemas.microsoft.com/office/drawing/2016/5/14/chartex" xmlns:mc="http://schemas.openxmlformats.org/markup-compatibility/2006" xmlns:aink="http://schemas.microsoft.com/office/drawing/2016/ink" xmlns:am3d="http://schemas.microsoft.com/office/drawing/2017/model3d" xmlns:o="urn:schemas-microsoft-com:office:office" xmlns:oel="http://schemas.microsoft.com/office/2019/extlst" xmlns:r="http://schemas.openxmlformats.org/officeDocument/2006/relationships" xmlns:m="http://schemas.openxmlformats.org/officeDocument/2006/math" xmlns:v="urn:schemas-microsoft-com:vml" xmlns:wp14="http://schemas.microsoft.com/office/word/2010/wordprocessingDrawing" xmlns:wp="http://schemas.openxmlformats.org/drawingml/2006/wordprocessingDrawing" xmlns:w10="urn:schemas-microsoft-com:office:word" xmlns:w="http://schemas.openxmlformats.org/wordprocessingml/2006/main" xmlns:w14="http://schemas.microsoft.com/office/word/2010/wordml" xmlns:w15="http://schemas.microsoft.com/office/word/2012/wordml" xmlns:w16cex="http://schemas.microsoft.com/office/word/2018/wordml/cex" xmlns:w16cid="http://schemas.microsoft.com/office/word/2016/wordml/cid" xmlns:w16="http://schemas.microsoft.com/office/word/2018/wordml" xmlns:w16du="http://schemas.microsoft.com/office/word/2023/wordml/word16du" xmlns:w16sdtdh="http://schemas.microsoft.com/office/word/2020/wordml/sdtdatahash" xmlns:w16sdtfl="http://schemas.microsoft.com/office/word/2024/wordml/sdtformatlock" xmlns:w16se="http://schemas.microsoft.com/office/word/2015/wordml/symex" xmlns:wpg="http://schemas.microsoft.com/office/word/2010/wordprocessingGroup" xmlns:wpi="http://schemas.microsoft.com/office/word/2010/wordprocessingInk" xmlns:wne="http://schemas.microsoft.com/office/word/2006/wordml" xmlns:wps="http://schemas.microsoft.com/office/word/2010/wordprocessingShape" mc:Ignorable="w14 w15 w16se w16cid w16 w16cex w16sdtdh w16sdtfl w16du wp14">
   <w:body>
     <w:p>
       <w:pPr>
@@ -152,19 +152,11 @@
               </w:rPr>
               <w:t xml:space="preserve"> </w:t>
             </w:r>
-            <w:proofErr w:type="spellStart"/>
             <w:r>
               <w:rPr>
                 <w:lang w:val="en-US"/>
               </w:rPr>
-              <w:t>Valores</w:t>
-            </w:r>
-            <w:proofErr w:type="spellEnd"/>
-            <w:r>
-              <w:rPr>
-                <w:lang w:val="en-US"/>
-              </w:rPr>
-              <w:t xml:space="preserve"> </w:t>
+              <w:t xml:space="preserve">Valores </w:t>
             </w:r>
             <w:proofErr w:type="spellStart"/>
             <w:r>
@@ -296,19 +288,11 @@
                 <w:lang w:val="es-ES"/>
               </w:rPr>
             </w:pPr>
-            <w:proofErr w:type="spellStart"/>
             <w:r>
               <w:rPr>
                 <w:lang w:val="es-ES"/>
               </w:rPr>
-              <w:t>Power</w:t>
-            </w:r>
-            <w:proofErr w:type="spellEnd"/>
-            <w:r>
-              <w:rPr>
-                <w:lang w:val="es-ES"/>
-              </w:rPr>
-              <w:t xml:space="preserve"> </w:t>
+              <w:t xml:space="preserve">Power </w:t>
             </w:r>
             <w:proofErr w:type="spellStart"/>
             <w:r>
@@ -380,21 +364,7 @@
               <w:rPr>
                 <w:lang w:val="es-ES"/>
               </w:rPr>
-              <w:t xml:space="preserve">Tool </w:t>
-            </w:r>
-            <w:proofErr w:type="spellStart"/>
-            <w:r>
-              <w:rPr>
-                <w:lang w:val="es-ES"/>
-              </w:rPr>
-              <w:t>Wear</w:t>
-            </w:r>
-            <w:proofErr w:type="spellEnd"/>
-            <w:r>
-              <w:rPr>
-                <w:lang w:val="es-ES"/>
-              </w:rPr>
-              <w:t xml:space="preserve"> </w:t>
+              <w:t xml:space="preserve">Tool Wear </w:t>
             </w:r>
             <w:proofErr w:type="spellStart"/>
             <w:r>
@@ -422,19 +392,11 @@
                 <w:lang w:val="es-ES"/>
               </w:rPr>
             </w:pPr>
-            <w:proofErr w:type="spellStart"/>
             <w:r>
               <w:rPr>
                 <w:lang w:val="es-ES"/>
               </w:rPr>
-              <w:t>Random</w:t>
-            </w:r>
-            <w:proofErr w:type="spellEnd"/>
-            <w:r>
-              <w:rPr>
-                <w:lang w:val="es-ES"/>
-              </w:rPr>
-              <w:t xml:space="preserve"> </w:t>
+              <w:t xml:space="preserve">Random </w:t>
             </w:r>
             <w:proofErr w:type="spellStart"/>
             <w:r>
@@ -1150,15 +1112,7 @@
         <w:t>ausencia de separación geométrica local</w:t>
       </w:r>
       <w:r>
-        <w:t xml:space="preserve"> —evidenciada por un margen cercano al punto neutro— emerge como el factor limitante principal (Ho &amp; </w:t>
-      </w:r>
-      <w:proofErr w:type="spellStart"/>
-      <w:r>
-        <w:t>Basu</w:t>
-      </w:r>
-      <w:proofErr w:type="spellEnd"/>
-      <w:r>
-        <w:t>, 2002).</w:t>
+        <w:t xml:space="preserve"> —evidenciada por un margen cercano al punto neutro— emerge como el factor limitante principal (Ho &amp; Basu, 2002).</w:t>
       </w:r>
       <w:r>
         <w:rPr>
@@ -1499,7 +1453,15 @@
         </w:rPr>
       </w:pPr>
       <w:r>
-        <w:t>En conjunto, estos resultados indican que el espacio de características presenta vecindades densas pero altamente solapadas, donde la proximidad geométrica no se traduce en separabilidad de clases. En este contexto, las técnicas basadas en vecinos no pueden generar muestras informativas sin introducir ruido estructural.</w:t>
+        <w:t xml:space="preserve">En conjunto, estos resultados indican que el espacio de características presenta vecindades </w:t>
+      </w:r>
+      <w:proofErr w:type="gramStart"/>
+      <w:r>
+        <w:t>densas</w:t>
+      </w:r>
+      <w:proofErr w:type="gramEnd"/>
+      <w:r>
+        <w:t xml:space="preserve"> pero altamente solapadas, donde la proximidad geométrica no se traduce en separabilidad de clases. En este contexto, las técnicas basadas en vecinos no pueden generar muestras informativas sin introducir ruido estructural.</w:t>
       </w:r>
     </w:p>
     <w:p>
@@ -1549,15 +1511,7 @@
         <w:t>Fisher, R. A.</w:t>
       </w:r>
       <w:r>
-        <w:t xml:space="preserve"> (1936). </w:t>
-      </w:r>
-      <w:proofErr w:type="spellStart"/>
-      <w:r>
-        <w:t>The</w:t>
-      </w:r>
-      <w:proofErr w:type="spellEnd"/>
-      <w:r>
-        <w:t xml:space="preserve"> use </w:t>
+        <w:t xml:space="preserve"> (1936). The use </w:t>
       </w:r>
       <w:proofErr w:type="spellStart"/>
       <w:r>
@@ -1657,23 +1611,7 @@
           <w:b/>
           <w:bCs/>
         </w:rPr>
-        <w:t xml:space="preserve">Ho, T. K., &amp; </w:t>
-      </w:r>
-      <w:proofErr w:type="spellStart"/>
-      <w:r>
-        <w:rPr>
-          <w:b/>
-          <w:bCs/>
-        </w:rPr>
-        <w:t>Basu</w:t>
-      </w:r>
-      <w:proofErr w:type="spellEnd"/>
-      <w:r>
-        <w:rPr>
-          <w:b/>
-          <w:bCs/>
-        </w:rPr>
-        <w:t>, M.</w:t>
+        <w:t>Ho, T. K., &amp; Basu, M.</w:t>
       </w:r>
       <w:r>
         <w:t xml:space="preserve"> (2002). </w:t>
@@ -1826,37 +1764,12 @@
         </w:numPr>
         <w:jc w:val="both"/>
       </w:pPr>
-      <w:proofErr w:type="spellStart"/>
       <w:r>
         <w:rPr>
           <w:b/>
           <w:bCs/>
         </w:rPr>
-        <w:t>Weinberger</w:t>
-      </w:r>
-      <w:proofErr w:type="spellEnd"/>
-      <w:r>
-        <w:rPr>
-          <w:b/>
-          <w:bCs/>
-        </w:rPr>
-        <w:t xml:space="preserve">, K. Q., </w:t>
-      </w:r>
-      <w:proofErr w:type="spellStart"/>
-      <w:r>
-        <w:rPr>
-          <w:b/>
-          <w:bCs/>
-        </w:rPr>
-        <w:t>Blitzer</w:t>
-      </w:r>
-      <w:proofErr w:type="spellEnd"/>
-      <w:r>
-        <w:rPr>
-          <w:b/>
-          <w:bCs/>
-        </w:rPr>
-        <w:t>, J., &amp; Saul, L. K.</w:t>
+        <w:t>Weinberger, K. Q., Blitzer, J., &amp; Saul, L. K.</w:t>
       </w:r>
       <w:r>
         <w:t xml:space="preserve"> (2005). </w:t>
@@ -1990,7 +1903,7 @@
 </file>
 
 <file path=word/endnotes.xml><?xml version="1.0" encoding="utf-8"?>
-<w:endnotes xmlns:wpc="http://schemas.microsoft.com/office/word/2010/wordprocessingCanvas" xmlns:cx="http://schemas.microsoft.com/office/drawing/2014/chartex" xmlns:cx1="http://schemas.microsoft.com/office/drawing/2015/9/8/chartex" xmlns:cx2="http://schemas.microsoft.com/office/drawing/2015/10/21/chartex" xmlns:cx3="http://schemas.microsoft.com/office/drawing/2016/5/9/chartex" xmlns:cx4="http://schemas.microsoft.com/office/drawing/2016/5/10/chartex" xmlns:cx5="http://schemas.microsoft.com/office/drawing/2016/5/11/chartex" xmlns:cx6="http://schemas.microsoft.com/office/drawing/2016/5/12/chartex" xmlns:cx7="http://schemas.microsoft.com/office/drawing/2016/5/13/chartex" xmlns:cx8="http://schemas.microsoft.com/office/drawing/2016/5/14/chartex" xmlns:mc="http://schemas.openxmlformats.org/markup-compatibility/2006" xmlns:aink="http://schemas.microsoft.com/office/drawing/2016/ink" xmlns:am3d="http://schemas.microsoft.com/office/drawing/2017/model3d" xmlns:o="urn:schemas-microsoft-com:office:office" xmlns:r="http://schemas.openxmlformats.org/officeDocument/2006/relationships" xmlns:m="http://schemas.openxmlformats.org/officeDocument/2006/math" xmlns:v="urn:schemas-microsoft-com:vml" xmlns:wp14="http://schemas.microsoft.com/office/word/2010/wordprocessingDrawing" xmlns:wp="http://schemas.openxmlformats.org/drawingml/2006/wordprocessingDrawing" xmlns:w10="urn:schemas-microsoft-com:office:word" xmlns:w="http://schemas.openxmlformats.org/wordprocessingml/2006/main" xmlns:w14="http://schemas.microsoft.com/office/word/2010/wordml" xmlns:w15="http://schemas.microsoft.com/office/word/2012/wordml" xmlns:w16cex="http://schemas.microsoft.com/office/word/2018/wordml/cex" xmlns:w16cid="http://schemas.microsoft.com/office/word/2016/wordml/cid" xmlns:w16="http://schemas.microsoft.com/office/word/2018/wordml" xmlns:w16sdtdh="http://schemas.microsoft.com/office/word/2020/wordml/sdtdatahash" xmlns:w16se="http://schemas.microsoft.com/office/word/2015/wordml/symex" xmlns:wpg="http://schemas.microsoft.com/office/word/2010/wordprocessingGroup" xmlns:wpi="http://schemas.microsoft.com/office/word/2010/wordprocessingInk" xmlns:wne="http://schemas.microsoft.com/office/word/2006/wordml" xmlns:wps="http://schemas.microsoft.com/office/word/2010/wordprocessingShape" mc:Ignorable="w14 w15 w16se w16cid w16 w16cex w16sdtdh wp14">
+<w:endnotes xmlns:wpc="http://schemas.microsoft.com/office/word/2010/wordprocessingCanvas" xmlns:cx="http://schemas.microsoft.com/office/drawing/2014/chartex" xmlns:cx1="http://schemas.microsoft.com/office/drawing/2015/9/8/chartex" xmlns:cx2="http://schemas.microsoft.com/office/drawing/2015/10/21/chartex" xmlns:cx3="http://schemas.microsoft.com/office/drawing/2016/5/9/chartex" xmlns:cx4="http://schemas.microsoft.com/office/drawing/2016/5/10/chartex" xmlns:cx5="http://schemas.microsoft.com/office/drawing/2016/5/11/chartex" xmlns:cx6="http://schemas.microsoft.com/office/drawing/2016/5/12/chartex" xmlns:cx7="http://schemas.microsoft.com/office/drawing/2016/5/13/chartex" xmlns:cx8="http://schemas.microsoft.com/office/drawing/2016/5/14/chartex" xmlns:mc="http://schemas.openxmlformats.org/markup-compatibility/2006" xmlns:aink="http://schemas.microsoft.com/office/drawing/2016/ink" xmlns:am3d="http://schemas.microsoft.com/office/drawing/2017/model3d" xmlns:o="urn:schemas-microsoft-com:office:office" xmlns:oel="http://schemas.microsoft.com/office/2019/extlst" xmlns:r="http://schemas.openxmlformats.org/officeDocument/2006/relationships" xmlns:m="http://schemas.openxmlformats.org/officeDocument/2006/math" xmlns:v="urn:schemas-microsoft-com:vml" xmlns:wp14="http://schemas.microsoft.com/office/word/2010/wordprocessingDrawing" xmlns:wp="http://schemas.openxmlformats.org/drawingml/2006/wordprocessingDrawing" xmlns:w10="urn:schemas-microsoft-com:office:word" xmlns:w="http://schemas.openxmlformats.org/wordprocessingml/2006/main" xmlns:w14="http://schemas.microsoft.com/office/word/2010/wordml" xmlns:w15="http://schemas.microsoft.com/office/word/2012/wordml" xmlns:w16cex="http://schemas.microsoft.com/office/word/2018/wordml/cex" xmlns:w16cid="http://schemas.microsoft.com/office/word/2016/wordml/cid" xmlns:w16="http://schemas.microsoft.com/office/word/2018/wordml" xmlns:w16du="http://schemas.microsoft.com/office/word/2023/wordml/word16du" xmlns:w16sdtdh="http://schemas.microsoft.com/office/word/2020/wordml/sdtdatahash" xmlns:w16sdtfl="http://schemas.microsoft.com/office/word/2024/wordml/sdtformatlock" xmlns:w16se="http://schemas.microsoft.com/office/word/2015/wordml/symex" xmlns:wpg="http://schemas.microsoft.com/office/word/2010/wordprocessingGroup" xmlns:wpi="http://schemas.microsoft.com/office/word/2010/wordprocessingInk" xmlns:wne="http://schemas.microsoft.com/office/word/2006/wordml" xmlns:wps="http://schemas.microsoft.com/office/word/2010/wordprocessingShape" mc:Ignorable="w14 w15 w16se w16cid w16 w16cex w16sdtdh w16sdtfl w16du wp14">
   <w:endnote w:type="separator" w:id="-1">
     <w:p>
       <w:pPr>
@@ -2015,7 +1928,7 @@
 </file>
 
 <file path=word/footer1.xml><?xml version="1.0" encoding="utf-8"?>
-<w:ftr xmlns:wpc="http://schemas.microsoft.com/office/word/2010/wordprocessingCanvas" xmlns:cx="http://schemas.microsoft.com/office/drawing/2014/chartex" xmlns:cx1="http://schemas.microsoft.com/office/drawing/2015/9/8/chartex" xmlns:cx2="http://schemas.microsoft.com/office/drawing/2015/10/21/chartex" xmlns:cx3="http://schemas.microsoft.com/office/drawing/2016/5/9/chartex" xmlns:cx4="http://schemas.microsoft.com/office/drawing/2016/5/10/chartex" xmlns:cx5="http://schemas.microsoft.com/office/drawing/2016/5/11/chartex" xmlns:cx6="http://schemas.microsoft.com/office/drawing/2016/5/12/chartex" xmlns:cx7="http://schemas.microsoft.com/office/drawing/2016/5/13/chartex" xmlns:cx8="http://schemas.microsoft.com/office/drawing/2016/5/14/chartex" xmlns:mc="http://schemas.openxmlformats.org/markup-compatibility/2006" xmlns:aink="http://schemas.microsoft.com/office/drawing/2016/ink" xmlns:am3d="http://schemas.microsoft.com/office/drawing/2017/model3d" xmlns:o="urn:schemas-microsoft-com:office:office" xmlns:r="http://schemas.openxmlformats.org/officeDocument/2006/relationships" xmlns:m="http://schemas.openxmlformats.org/officeDocument/2006/math" xmlns:v="urn:schemas-microsoft-com:vml" xmlns:wp14="http://schemas.microsoft.com/office/word/2010/wordprocessingDrawing" xmlns:wp="http://schemas.openxmlformats.org/drawingml/2006/wordprocessingDrawing" xmlns:w10="urn:schemas-microsoft-com:office:word" xmlns:w="http://schemas.openxmlformats.org/wordprocessingml/2006/main" xmlns:w14="http://schemas.microsoft.com/office/word/2010/wordml" xmlns:w15="http://schemas.microsoft.com/office/word/2012/wordml" xmlns:w16cex="http://schemas.microsoft.com/office/word/2018/wordml/cex" xmlns:w16cid="http://schemas.microsoft.com/office/word/2016/wordml/cid" xmlns:w16="http://schemas.microsoft.com/office/word/2018/wordml" xmlns:w16sdtdh="http://schemas.microsoft.com/office/word/2020/wordml/sdtdatahash" xmlns:w16se="http://schemas.microsoft.com/office/word/2015/wordml/symex" xmlns:wpg="http://schemas.microsoft.com/office/word/2010/wordprocessingGroup" xmlns:wpi="http://schemas.microsoft.com/office/word/2010/wordprocessingInk" xmlns:wne="http://schemas.microsoft.com/office/word/2006/wordml" xmlns:wps="http://schemas.microsoft.com/office/word/2010/wordprocessingShape" mc:Ignorable="w14 w15 w16se w16cid w16 w16cex w16sdtdh wp14">
+<w:ftr xmlns:wpc="http://schemas.microsoft.com/office/word/2010/wordprocessingCanvas" xmlns:cx="http://schemas.microsoft.com/office/drawing/2014/chartex" xmlns:cx1="http://schemas.microsoft.com/office/drawing/2015/9/8/chartex" xmlns:cx2="http://schemas.microsoft.com/office/drawing/2015/10/21/chartex" xmlns:cx3="http://schemas.microsoft.com/office/drawing/2016/5/9/chartex" xmlns:cx4="http://schemas.microsoft.com/office/drawing/2016/5/10/chartex" xmlns:cx5="http://schemas.microsoft.com/office/drawing/2016/5/11/chartex" xmlns:cx6="http://schemas.microsoft.com/office/drawing/2016/5/12/chartex" xmlns:cx7="http://schemas.microsoft.com/office/drawing/2016/5/13/chartex" xmlns:cx8="http://schemas.microsoft.com/office/drawing/2016/5/14/chartex" xmlns:mc="http://schemas.openxmlformats.org/markup-compatibility/2006" xmlns:aink="http://schemas.microsoft.com/office/drawing/2016/ink" xmlns:am3d="http://schemas.microsoft.com/office/drawing/2017/model3d" xmlns:o="urn:schemas-microsoft-com:office:office" xmlns:oel="http://schemas.microsoft.com/office/2019/extlst" xmlns:r="http://schemas.openxmlformats.org/officeDocument/2006/relationships" xmlns:m="http://schemas.openxmlformats.org/officeDocument/2006/math" xmlns:v="urn:schemas-microsoft-com:vml" xmlns:wp14="http://schemas.microsoft.com/office/word/2010/wordprocessingDrawing" xmlns:wp="http://schemas.openxmlformats.org/drawingml/2006/wordprocessingDrawing" xmlns:w10="urn:schemas-microsoft-com:office:word" xmlns:w="http://schemas.openxmlformats.org/wordprocessingml/2006/main" xmlns:w14="http://schemas.microsoft.com/office/word/2010/wordml" xmlns:w15="http://schemas.microsoft.com/office/word/2012/wordml" xmlns:w16cex="http://schemas.microsoft.com/office/word/2018/wordml/cex" xmlns:w16cid="http://schemas.microsoft.com/office/word/2016/wordml/cid" xmlns:w16="http://schemas.microsoft.com/office/word/2018/wordml" xmlns:w16du="http://schemas.microsoft.com/office/word/2023/wordml/word16du" xmlns:w16sdtdh="http://schemas.microsoft.com/office/word/2020/wordml/sdtdatahash" xmlns:w16sdtfl="http://schemas.microsoft.com/office/word/2024/wordml/sdtformatlock" xmlns:w16se="http://schemas.microsoft.com/office/word/2015/wordml/symex" xmlns:wpg="http://schemas.microsoft.com/office/word/2010/wordprocessingGroup" xmlns:wpi="http://schemas.microsoft.com/office/word/2010/wordprocessingInk" xmlns:wne="http://schemas.microsoft.com/office/word/2006/wordml" xmlns:wps="http://schemas.microsoft.com/office/word/2010/wordprocessingShape" mc:Ignorable="w14 w15 w16se w16cid w16 w16cex w16sdtdh w16sdtfl w16du wp14">
   <w:p>
     <w:pPr>
       <w:pStyle w:val="Piedepgina"/>
@@ -2025,7 +1938,7 @@
 </file>
 
 <file path=word/footnotes.xml><?xml version="1.0" encoding="utf-8"?>
-<w:footnotes xmlns:wpc="http://schemas.microsoft.com/office/word/2010/wordprocessingCanvas" xmlns:cx="http://schemas.microsoft.com/office/drawing/2014/chartex" xmlns:cx1="http://schemas.microsoft.com/office/drawing/2015/9/8/chartex" xmlns:cx2="http://schemas.microsoft.com/office/drawing/2015/10/21/chartex" xmlns:cx3="http://schemas.microsoft.com/office/drawing/2016/5/9/chartex" xmlns:cx4="http://schemas.microsoft.com/office/drawing/2016/5/10/chartex" xmlns:cx5="http://schemas.microsoft.com/office/drawing/2016/5/11/chartex" xmlns:cx6="http://schemas.microsoft.com/office/drawing/2016/5/12/chartex" xmlns:cx7="http://schemas.microsoft.com/office/drawing/2016/5/13/chartex" xmlns:cx8="http://schemas.microsoft.com/office/drawing/2016/5/14/chartex" xmlns:mc="http://schemas.openxmlformats.org/markup-compatibility/2006" xmlns:aink="http://schemas.microsoft.com/office/drawing/2016/ink" xmlns:am3d="http://schemas.microsoft.com/office/drawing/2017/model3d" xmlns:o="urn:schemas-microsoft-com:office:office" xmlns:r="http://schemas.openxmlformats.org/officeDocument/2006/relationships" xmlns:m="http://schemas.openxmlformats.org/officeDocument/2006/math" xmlns:v="urn:schemas-microsoft-com:vml" xmlns:wp14="http://schemas.microsoft.com/office/word/2010/wordprocessingDrawing" xmlns:wp="http://schemas.openxmlformats.org/drawingml/2006/wordprocessingDrawing" xmlns:w10="urn:schemas-microsoft-com:office:word" xmlns:w="http://schemas.openxmlformats.org/wordprocessingml/2006/main" xmlns:w14="http://schemas.microsoft.com/office/word/2010/wordml" xmlns:w15="http://schemas.microsoft.com/office/word/2012/wordml" xmlns:w16cex="http://schemas.microsoft.com/office/word/2018/wordml/cex" xmlns:w16cid="http://schemas.microsoft.com/office/word/2016/wordml/cid" xmlns:w16="http://schemas.microsoft.com/office/word/2018/wordml" xmlns:w16sdtdh="http://schemas.microsoft.com/office/word/2020/wordml/sdtdatahash" xmlns:w16se="http://schemas.microsoft.com/office/word/2015/wordml/symex" xmlns:wpg="http://schemas.microsoft.com/office/word/2010/wordprocessingGroup" xmlns:wpi="http://schemas.microsoft.com/office/word/2010/wordprocessingInk" xmlns:wne="http://schemas.microsoft.com/office/word/2006/wordml" xmlns:wps="http://schemas.microsoft.com/office/word/2010/wordprocessingShape" mc:Ignorable="w14 w15 w16se w16cid w16 w16cex w16sdtdh wp14">
+<w:footnotes xmlns:wpc="http://schemas.microsoft.com/office/word/2010/wordprocessingCanvas" xmlns:cx="http://schemas.microsoft.com/office/drawing/2014/chartex" xmlns:cx1="http://schemas.microsoft.com/office/drawing/2015/9/8/chartex" xmlns:cx2="http://schemas.microsoft.com/office/drawing/2015/10/21/chartex" xmlns:cx3="http://schemas.microsoft.com/office/drawing/2016/5/9/chartex" xmlns:cx4="http://schemas.microsoft.com/office/drawing/2016/5/10/chartex" xmlns:cx5="http://schemas.microsoft.com/office/drawing/2016/5/11/chartex" xmlns:cx6="http://schemas.microsoft.com/office/drawing/2016/5/12/chartex" xmlns:cx7="http://schemas.microsoft.com/office/drawing/2016/5/13/chartex" xmlns:cx8="http://schemas.microsoft.com/office/drawing/2016/5/14/chartex" xmlns:mc="http://schemas.openxmlformats.org/markup-compatibility/2006" xmlns:aink="http://schemas.microsoft.com/office/drawing/2016/ink" xmlns:am3d="http://schemas.microsoft.com/office/drawing/2017/model3d" xmlns:o="urn:schemas-microsoft-com:office:office" xmlns:oel="http://schemas.microsoft.com/office/2019/extlst" xmlns:r="http://schemas.openxmlformats.org/officeDocument/2006/relationships" xmlns:m="http://schemas.openxmlformats.org/officeDocument/2006/math" xmlns:v="urn:schemas-microsoft-com:vml" xmlns:wp14="http://schemas.microsoft.com/office/word/2010/wordprocessingDrawing" xmlns:wp="http://schemas.openxmlformats.org/drawingml/2006/wordprocessingDrawing" xmlns:w10="urn:schemas-microsoft-com:office:word" xmlns:w="http://schemas.openxmlformats.org/wordprocessingml/2006/main" xmlns:w14="http://schemas.microsoft.com/office/word/2010/wordml" xmlns:w15="http://schemas.microsoft.com/office/word/2012/wordml" xmlns:w16cex="http://schemas.microsoft.com/office/word/2018/wordml/cex" xmlns:w16cid="http://schemas.microsoft.com/office/word/2016/wordml/cid" xmlns:w16="http://schemas.microsoft.com/office/word/2018/wordml" xmlns:w16du="http://schemas.microsoft.com/office/word/2023/wordml/word16du" xmlns:w16sdtdh="http://schemas.microsoft.com/office/word/2020/wordml/sdtdatahash" xmlns:w16sdtfl="http://schemas.microsoft.com/office/word/2024/wordml/sdtformatlock" xmlns:w16se="http://schemas.microsoft.com/office/word/2015/wordml/symex" xmlns:wpg="http://schemas.microsoft.com/office/word/2010/wordprocessingGroup" xmlns:wpi="http://schemas.microsoft.com/office/word/2010/wordprocessingInk" xmlns:wne="http://schemas.microsoft.com/office/word/2006/wordml" xmlns:wps="http://schemas.microsoft.com/office/word/2010/wordprocessingShape" mc:Ignorable="w14 w15 w16se w16cid w16 w16cex w16sdtdh w16sdtfl w16du wp14">
   <w:footnote w:type="separator" w:id="-1">
     <w:p>
       <w:pPr>
@@ -2050,7 +1963,7 @@
 </file>
 
 <file path=word/header1.xml><?xml version="1.0" encoding="utf-8"?>
-<w:hdr xmlns:wpc="http://schemas.microsoft.com/office/word/2010/wordprocessingCanvas" xmlns:cx="http://schemas.microsoft.com/office/drawing/2014/chartex" xmlns:cx1="http://schemas.microsoft.com/office/drawing/2015/9/8/chartex" xmlns:cx2="http://schemas.microsoft.com/office/drawing/2015/10/21/chartex" xmlns:cx3="http://schemas.microsoft.com/office/drawing/2016/5/9/chartex" xmlns:cx4="http://schemas.microsoft.com/office/drawing/2016/5/10/chartex" xmlns:cx5="http://schemas.microsoft.com/office/drawing/2016/5/11/chartex" xmlns:cx6="http://schemas.microsoft.com/office/drawing/2016/5/12/chartex" xmlns:cx7="http://schemas.microsoft.com/office/drawing/2016/5/13/chartex" xmlns:cx8="http://schemas.microsoft.com/office/drawing/2016/5/14/chartex" xmlns:mc="http://schemas.openxmlformats.org/markup-compatibility/2006" xmlns:aink="http://schemas.microsoft.com/office/drawing/2016/ink" xmlns:am3d="http://schemas.microsoft.com/office/drawing/2017/model3d" xmlns:o="urn:schemas-microsoft-com:office:office" xmlns:r="http://schemas.openxmlformats.org/officeDocument/2006/relationships" xmlns:m="http://schemas.openxmlformats.org/officeDocument/2006/math" xmlns:v="urn:schemas-microsoft-com:vml" xmlns:wp14="http://schemas.microsoft.com/office/word/2010/wordprocessingDrawing" xmlns:wp="http://schemas.openxmlformats.org/drawingml/2006/wordprocessingDrawing" xmlns:w10="urn:schemas-microsoft-com:office:word" xmlns:w="http://schemas.openxmlformats.org/wordprocessingml/2006/main" xmlns:w14="http://schemas.microsoft.com/office/word/2010/wordml" xmlns:w15="http://schemas.microsoft.com/office/word/2012/wordml" xmlns:w16cex="http://schemas.microsoft.com/office/word/2018/wordml/cex" xmlns:w16cid="http://schemas.microsoft.com/office/word/2016/wordml/cid" xmlns:w16="http://schemas.microsoft.com/office/word/2018/wordml" xmlns:w16sdtdh="http://schemas.microsoft.com/office/word/2020/wordml/sdtdatahash" xmlns:w16se="http://schemas.microsoft.com/office/word/2015/wordml/symex" xmlns:wpg="http://schemas.microsoft.com/office/word/2010/wordprocessingGroup" xmlns:wpi="http://schemas.microsoft.com/office/word/2010/wordprocessingInk" xmlns:wne="http://schemas.microsoft.com/office/word/2006/wordml" xmlns:wps="http://schemas.microsoft.com/office/word/2010/wordprocessingShape" mc:Ignorable="w14 w15 w16se w16cid w16 w16cex w16sdtdh wp14">
+<w:hdr xmlns:wpc="http://schemas.microsoft.com/office/word/2010/wordprocessingCanvas" xmlns:cx="http://schemas.microsoft.com/office/drawing/2014/chartex" xmlns:cx1="http://schemas.microsoft.com/office/drawing/2015/9/8/chartex" xmlns:cx2="http://schemas.microsoft.com/office/drawing/2015/10/21/chartex" xmlns:cx3="http://schemas.microsoft.com/office/drawing/2016/5/9/chartex" xmlns:cx4="http://schemas.microsoft.com/office/drawing/2016/5/10/chartex" xmlns:cx5="http://schemas.microsoft.com/office/drawing/2016/5/11/chartex" xmlns:cx6="http://schemas.microsoft.com/office/drawing/2016/5/12/chartex" xmlns:cx7="http://schemas.microsoft.com/office/drawing/2016/5/13/chartex" xmlns:cx8="http://schemas.microsoft.com/office/drawing/2016/5/14/chartex" xmlns:mc="http://schemas.openxmlformats.org/markup-compatibility/2006" xmlns:aink="http://schemas.microsoft.com/office/drawing/2016/ink" xmlns:am3d="http://schemas.microsoft.com/office/drawing/2017/model3d" xmlns:o="urn:schemas-microsoft-com:office:office" xmlns:oel="http://schemas.microsoft.com/office/2019/extlst" xmlns:r="http://schemas.openxmlformats.org/officeDocument/2006/relationships" xmlns:m="http://schemas.openxmlformats.org/officeDocument/2006/math" xmlns:v="urn:schemas-microsoft-com:vml" xmlns:wp14="http://schemas.microsoft.com/office/word/2010/wordprocessingDrawing" xmlns:wp="http://schemas.openxmlformats.org/drawingml/2006/wordprocessingDrawing" xmlns:w10="urn:schemas-microsoft-com:office:word" xmlns:w="http://schemas.openxmlformats.org/wordprocessingml/2006/main" xmlns:w14="http://schemas.microsoft.com/office/word/2010/wordml" xmlns:w15="http://schemas.microsoft.com/office/word/2012/wordml" xmlns:w16cex="http://schemas.microsoft.com/office/word/2018/wordml/cex" xmlns:w16cid="http://schemas.microsoft.com/office/word/2016/wordml/cid" xmlns:w16="http://schemas.microsoft.com/office/word/2018/wordml" xmlns:w16du="http://schemas.microsoft.com/office/word/2023/wordml/word16du" xmlns:w16sdtdh="http://schemas.microsoft.com/office/word/2020/wordml/sdtdatahash" xmlns:w16sdtfl="http://schemas.microsoft.com/office/word/2024/wordml/sdtformatlock" xmlns:w16se="http://schemas.microsoft.com/office/word/2015/wordml/symex" xmlns:wpg="http://schemas.microsoft.com/office/word/2010/wordprocessingGroup" xmlns:wpi="http://schemas.microsoft.com/office/word/2010/wordprocessingInk" xmlns:wne="http://schemas.microsoft.com/office/word/2006/wordml" xmlns:wps="http://schemas.microsoft.com/office/word/2010/wordprocessingShape" mc:Ignorable="w14 w15 w16se w16cid w16 w16cex w16sdtdh w16sdtfl w16du wp14">
   <w:p>
     <w:pPr>
       <w:pStyle w:val="Encabezado"/>
@@ -2060,7 +1973,7 @@
 </file>
 
 <file path=word/numbering.xml><?xml version="1.0" encoding="utf-8"?>
-<w:numbering xmlns:wpc="http://schemas.microsoft.com/office/word/2010/wordprocessingCanvas" xmlns:cx="http://schemas.microsoft.com/office/drawing/2014/chartex" xmlns:cx1="http://schemas.microsoft.com/office/drawing/2015/9/8/chartex" xmlns:cx2="http://schemas.microsoft.com/office/drawing/2015/10/21/chartex" xmlns:cx3="http://schemas.microsoft.com/office/drawing/2016/5/9/chartex" xmlns:cx4="http://schemas.microsoft.com/office/drawing/2016/5/10/chartex" xmlns:cx5="http://schemas.microsoft.com/office/drawing/2016/5/11/chartex" xmlns:cx6="http://schemas.microsoft.com/office/drawing/2016/5/12/chartex" xmlns:cx7="http://schemas.microsoft.com/office/drawing/2016/5/13/chartex" xmlns:cx8="http://schemas.microsoft.com/office/drawing/2016/5/14/chartex" xmlns:mc="http://schemas.openxmlformats.org/markup-compatibility/2006" xmlns:aink="http://schemas.microsoft.com/office/drawing/2016/ink" xmlns:am3d="http://schemas.microsoft.com/office/drawing/2017/model3d" xmlns:o="urn:schemas-microsoft-com:office:office" xmlns:r="http://schemas.openxmlformats.org/officeDocument/2006/relationships" xmlns:m="http://schemas.openxmlformats.org/officeDocument/2006/math" xmlns:v="urn:schemas-microsoft-com:vml" xmlns:wp14="http://schemas.microsoft.com/office/word/2010/wordprocessingDrawing" xmlns:wp="http://schemas.openxmlformats.org/drawingml/2006/wordprocessingDrawing" xmlns:w10="urn:schemas-microsoft-com:office:word" xmlns:w="http://schemas.openxmlformats.org/wordprocessingml/2006/main" xmlns:w14="http://schemas.microsoft.com/office/word/2010/wordml" xmlns:w15="http://schemas.microsoft.com/office/word/2012/wordml" xmlns:w16cex="http://schemas.microsoft.com/office/word/2018/wordml/cex" xmlns:w16cid="http://schemas.microsoft.com/office/word/2016/wordml/cid" xmlns:w16="http://schemas.microsoft.com/office/word/2018/wordml" xmlns:w16sdtdh="http://schemas.microsoft.com/office/word/2020/wordml/sdtdatahash" xmlns:w16se="http://schemas.microsoft.com/office/word/2015/wordml/symex" xmlns:wpg="http://schemas.microsoft.com/office/word/2010/wordprocessingGroup" xmlns:wpi="http://schemas.microsoft.com/office/word/2010/wordprocessingInk" xmlns:wne="http://schemas.microsoft.com/office/word/2006/wordml" xmlns:wps="http://schemas.microsoft.com/office/word/2010/wordprocessingShape" mc:Ignorable="w14 w15 w16se w16cid w16 w16cex w16sdtdh wp14">
+<w:numbering xmlns:wpc="http://schemas.microsoft.com/office/word/2010/wordprocessingCanvas" xmlns:cx="http://schemas.microsoft.com/office/drawing/2014/chartex" xmlns:cx1="http://schemas.microsoft.com/office/drawing/2015/9/8/chartex" xmlns:cx2="http://schemas.microsoft.com/office/drawing/2015/10/21/chartex" xmlns:cx3="http://schemas.microsoft.com/office/drawing/2016/5/9/chartex" xmlns:cx4="http://schemas.microsoft.com/office/drawing/2016/5/10/chartex" xmlns:cx5="http://schemas.microsoft.com/office/drawing/2016/5/11/chartex" xmlns:cx6="http://schemas.microsoft.com/office/drawing/2016/5/12/chartex" xmlns:cx7="http://schemas.microsoft.com/office/drawing/2016/5/13/chartex" xmlns:cx8="http://schemas.microsoft.com/office/drawing/2016/5/14/chartex" xmlns:mc="http://schemas.openxmlformats.org/markup-compatibility/2006" xmlns:aink="http://schemas.microsoft.com/office/drawing/2016/ink" xmlns:am3d="http://schemas.microsoft.com/office/drawing/2017/model3d" xmlns:o="urn:schemas-microsoft-com:office:office" xmlns:oel="http://schemas.microsoft.com/office/2019/extlst" xmlns:r="http://schemas.openxmlformats.org/officeDocument/2006/relationships" xmlns:m="http://schemas.openxmlformats.org/officeDocument/2006/math" xmlns:v="urn:schemas-microsoft-com:vml" xmlns:wp14="http://schemas.microsoft.com/office/word/2010/wordprocessingDrawing" xmlns:wp="http://schemas.openxmlformats.org/drawingml/2006/wordprocessingDrawing" xmlns:w10="urn:schemas-microsoft-com:office:word" xmlns:w="http://schemas.openxmlformats.org/wordprocessingml/2006/main" xmlns:w14="http://schemas.microsoft.com/office/word/2010/wordml" xmlns:w15="http://schemas.microsoft.com/office/word/2012/wordml" xmlns:w16cex="http://schemas.microsoft.com/office/word/2018/wordml/cex" xmlns:w16cid="http://schemas.microsoft.com/office/word/2016/wordml/cid" xmlns:w16="http://schemas.microsoft.com/office/word/2018/wordml" xmlns:w16du="http://schemas.microsoft.com/office/word/2023/wordml/word16du" xmlns:w16sdtdh="http://schemas.microsoft.com/office/word/2020/wordml/sdtdatahash" xmlns:w16sdtfl="http://schemas.microsoft.com/office/word/2024/wordml/sdtformatlock" xmlns:w16se="http://schemas.microsoft.com/office/word/2015/wordml/symex" xmlns:wpg="http://schemas.microsoft.com/office/word/2010/wordprocessingGroup" xmlns:wpi="http://schemas.microsoft.com/office/word/2010/wordprocessingInk" xmlns:wne="http://schemas.microsoft.com/office/word/2006/wordml" xmlns:wps="http://schemas.microsoft.com/office/word/2010/wordprocessingShape" mc:Ignorable="w14 w15 w16se w16cid w16 w16cex w16sdtdh w16sdtfl w16du wp14">
   <w:abstractNum w:abstractNumId="0" w15:restartNumberingAfterBreak="0">
     <w:nsid w:val="0BAD1BDF"/>
     <w:multiLevelType w:val="hybridMultilevel"/>
@@ -2886,32 +2799,32 @@
       </w:rPr>
     </w:lvl>
   </w:abstractNum>
-  <w:num w:numId="1">
+  <w:num w:numId="1" w16cid:durableId="1554734166">
     <w:abstractNumId w:val="4"/>
   </w:num>
-  <w:num w:numId="2">
+  <w:num w:numId="2" w16cid:durableId="1039670802">
     <w:abstractNumId w:val="3"/>
   </w:num>
-  <w:num w:numId="3">
+  <w:num w:numId="3" w16cid:durableId="1305160292">
     <w:abstractNumId w:val="6"/>
   </w:num>
-  <w:num w:numId="4">
+  <w:num w:numId="4" w16cid:durableId="2116512925">
     <w:abstractNumId w:val="5"/>
   </w:num>
-  <w:num w:numId="5">
+  <w:num w:numId="5" w16cid:durableId="527108198">
     <w:abstractNumId w:val="2"/>
   </w:num>
-  <w:num w:numId="6">
+  <w:num w:numId="6" w16cid:durableId="1169176116">
     <w:abstractNumId w:val="0"/>
   </w:num>
-  <w:num w:numId="7">
+  <w:num w:numId="7" w16cid:durableId="1302419319">
     <w:abstractNumId w:val="1"/>
   </w:num>
 </w:numbering>
 </file>
 
 <file path=word/styles.xml><?xml version="1.0" encoding="utf-8"?>
-<w:styles xmlns:mc="http://schemas.openxmlformats.org/markup-compatibility/2006" xmlns:r="http://schemas.openxmlformats.org/officeDocument/2006/relationships" xmlns:w="http://schemas.openxmlformats.org/wordprocessingml/2006/main" xmlns:w14="http://schemas.microsoft.com/office/word/2010/wordml" xmlns:w15="http://schemas.microsoft.com/office/word/2012/wordml" xmlns:w16cex="http://schemas.microsoft.com/office/word/2018/wordml/cex" xmlns:w16cid="http://schemas.microsoft.com/office/word/2016/wordml/cid" xmlns:w16="http://schemas.microsoft.com/office/word/2018/wordml" xmlns:w16sdtdh="http://schemas.microsoft.com/office/word/2020/wordml/sdtdatahash" xmlns:w16se="http://schemas.microsoft.com/office/word/2015/wordml/symex" mc:Ignorable="w14 w15 w16se w16cid w16 w16cex w16sdtdh">
+<w:styles xmlns:mc="http://schemas.openxmlformats.org/markup-compatibility/2006" xmlns:r="http://schemas.openxmlformats.org/officeDocument/2006/relationships" xmlns:w="http://schemas.openxmlformats.org/wordprocessingml/2006/main" xmlns:w14="http://schemas.microsoft.com/office/word/2010/wordml" xmlns:w15="http://schemas.microsoft.com/office/word/2012/wordml" xmlns:w16cex="http://schemas.microsoft.com/office/word/2018/wordml/cex" xmlns:w16cid="http://schemas.microsoft.com/office/word/2016/wordml/cid" xmlns:w16="http://schemas.microsoft.com/office/word/2018/wordml" xmlns:w16du="http://schemas.microsoft.com/office/word/2023/wordml/word16du" xmlns:w16sdtdh="http://schemas.microsoft.com/office/word/2020/wordml/sdtdatahash" xmlns:w16sdtfl="http://schemas.microsoft.com/office/word/2024/wordml/sdtformatlock" xmlns:w16se="http://schemas.microsoft.com/office/word/2015/wordml/symex" mc:Ignorable="w14 w15 w16se w16cid w16 w16cex w16sdtdh w16sdtfl w16du">
   <w:docDefaults>
     <w:rPrDefault>
       <w:rPr>
